--- a/docs/entrevistas/Entrevista F52.docx
+++ b/docs/entrevistas/Entrevista F52.docx
@@ -1673,7 +1673,7 @@
         <w:rPr>
           <w:rtl w:val="0"/>
         </w:rPr>
-        <w:t xml:space="preserve"> Me contacto Martin (encuestador). Cuando necesita algo pregunta a su hija o hermana. Si es de salud, consulta al médico o en internet.</w:t>
+        <w:t xml:space="preserve"> La contactó un integrante del equipo (encuestador). Cuando necesita algo pregunta a su hija o hermana. Si es de salud, consulta al médico o en internet.</w:t>
       </w:r>
     </w:p>
     <w:p>
@@ -1933,7 +1933,7 @@
         <w:rPr>
           <w:rtl w:val="0"/>
         </w:rPr>
-        <w:t xml:space="preserve">· Cómo se llegó a esta persona: Martin es mi vecino y me contacto .</w:t>
+        <w:t>· Cómo se llegó a esta persona: vecina de un integrante del equipo, que la contactó.</w:t>
       </w:r>
     </w:p>
     <w:p>
